--- a/信息可视化/Output/45林昕46林昕+2024级+数字媒体艺术+《信息可视化设计》+教学大纲.docx
+++ b/信息可视化/Output/45林昕46林昕+2024级+数字媒体艺术+《信息可视化设计》+教学大纲.docx
@@ -3034,6 +3034,28 @@
       <w:pPr>
         <w:pStyle w:val="3"/>
         <w:spacing w:line="400" w:lineRule="exact"/>
+        <w:ind w:firstLineChars="200" w:firstLine="480"/>
+        <w:rPr>
+          <w:rFonts w:ascii="SimSun" w:hAnsi="SimSun" w:cs="SimSun"/>
+          <w:sz w:val="24"/>
+          <w:szCs w:val="24"/>
+          <w:lang w:eastAsia="zh-CN"/>
+        </w:rPr>
+      </w:pPr>
+      <w:r>
+        <w:rPr>
+          <w:rFonts w:ascii="SimSun" w:hAnsi="SimSun"/>
+          <w:sz w:val="24"/>
+          <w:szCs w:val="24"/>
+          <w:lang w:eastAsia="zh-CN"/>
+        </w:rPr>
+        <w:t xml:space="preserve">参考教材：Munzner Ch2 What：数据抽象；Munzner Ch3 Why：任务抽象</w:t>
+      </w:r>
+    </w:p>
+    <w:p>
+      <w:pPr>
+        <w:pStyle w:val="3"/>
+        <w:spacing w:line="400" w:lineRule="exact"/>
         <w:ind w:firstLineChars="200" w:firstLine="482"/>
         <w:rPr>
           <w:rFonts w:ascii="SimSun" w:hAnsi="SimSun" w:cs="SimSun"/>
@@ -3348,6 +3370,28 @@
       <w:pPr>
         <w:pStyle w:val="3"/>
         <w:spacing w:line="400" w:lineRule="exact"/>
+        <w:ind w:firstLineChars="200" w:firstLine="480"/>
+        <w:rPr>
+          <w:rFonts w:ascii="SimSun" w:hAnsi="SimSun" w:cs="SimSun"/>
+          <w:sz w:val="24"/>
+          <w:szCs w:val="24"/>
+          <w:lang w:eastAsia="zh-CN"/>
+        </w:rPr>
+      </w:pPr>
+      <w:r>
+        <w:rPr>
+          <w:rFonts w:ascii="SimSun" w:hAnsi="SimSun"/>
+          <w:sz w:val="24"/>
+          <w:szCs w:val="24"/>
+          <w:lang w:eastAsia="zh-CN"/>
+        </w:rPr>
+        <w:t xml:space="preserve">参考教材：《信息可视化设计》第四章 信息可视化设计师／团队和优秀作品案例；Munzner Ch7 表格数据排布</w:t>
+      </w:r>
+    </w:p>
+    <w:p>
+      <w:pPr>
+        <w:pStyle w:val="3"/>
+        <w:spacing w:line="400" w:lineRule="exact"/>
         <w:ind w:firstLineChars="200" w:firstLine="482"/>
         <w:rPr>
           <w:rFonts w:ascii="SimSun" w:hAnsi="SimSun" w:cs="SimSun"/>
@@ -4598,6 +4642,28 @@
           <w:lang w:eastAsia="zh-CN"/>
         </w:rPr>
         <w:t xml:space="preserve">8.1 大音希声：全链路生成、艺术封装与项目上线</w:t>
+      </w:r>
+    </w:p>
+    <w:p>
+      <w:pPr>
+        <w:pStyle w:val="3"/>
+        <w:spacing w:line="400" w:lineRule="exact"/>
+        <w:ind w:firstLineChars="200" w:firstLine="480"/>
+        <w:rPr>
+          <w:rFonts w:ascii="SimSun" w:hAnsi="SimSun" w:cs="SimSun"/>
+          <w:sz w:val="24"/>
+          <w:szCs w:val="24"/>
+          <w:lang w:eastAsia="zh-CN"/>
+        </w:rPr>
+      </w:pPr>
+      <w:r>
+        <w:rPr>
+          <w:rFonts w:ascii="SimSun" w:hAnsi="SimSun"/>
+          <w:sz w:val="24"/>
+          <w:szCs w:val="24"/>
+          <w:lang w:eastAsia="zh-CN"/>
+        </w:rPr>
+        <w:t xml:space="preserve">参考教材：《信息可视化设计》全书综合复习</w:t>
       </w:r>
     </w:p>
     <w:p>

--- a/信息可视化/Output/45林昕46林昕+2024级+数字媒体艺术+《信息可视化设计》+教学大纲.docx
+++ b/信息可视化/Output/45林昕46林昕+2024级+数字媒体艺术+《信息可视化设计》+教学大纲.docx
@@ -493,7 +493,7 @@
                 <w:szCs w:val="24"/>
                 <w:lang w:eastAsia="zh-CN"/>
               </w:rPr>
-              <w:t xml:space="preserve">2023级</w:t>
+              <w:t xml:space="preserve">2024级</w:t>
             </w:r>
           </w:p>
         </w:tc>

--- a/信息可视化/Output/45林昕46林昕+2024级+数字媒体艺术+《信息可视化设计》+教学大纲.docx
+++ b/信息可视化/Output/45林昕46林昕+2024级+数字媒体艺术+《信息可视化设计》+教学大纲.docx
@@ -6463,7 +6463,7 @@
                 <w:szCs w:val="21"/>
                 <w:lang w:eastAsia="zh-CN"/>
               </w:rPr>
-              <w:t xml:space="preserve">对应实验2「静态图表设计」。考核要求：完成具有合理视觉隐喻的静态图表设计，体现Marks与Channels有效性法则及视觉编码原理的运用。</w:t>
+              <w:t xml:space="preserve">对应实验2「零代码图表映射与分析」。考核要求：通过 RawGraphs 零代码平台完成多维数据的通道映射与图表生成，并使用 Figma 进行矢量精修，体现 Marks 与 Channels 有效性法则及视觉编码原理的运用。</w:t>
             </w:r>
           </w:p>
         </w:tc>

--- a/信息可视化/Output/45林昕46林昕+2024级+数字媒体艺术+《信息可视化设计》+教学大纲.docx
+++ b/信息可视化/Output/45林昕46林昕+2024级+数字媒体艺术+《信息可视化设计》+教学大纲.docx
@@ -1278,7 +1278,7 @@
           <w:szCs w:val="24"/>
           <w:lang w:eastAsia="zh-CN"/>
         </w:rPr>
-        <w:t xml:space="preserve">课程结合人文理论讲授与 Vibe 驱动实践，重构传统的"数据→编程→图表"工程路线为"视觉意象设想→自然语言定义→AI引擎生成→交互修改"的艺术打磨流程。前期深耕视觉叙事、符号隐喻与数据艺术理论；中期运用自然语言熟练调度 D3.js 与 ECharts 等高低阶框架进行生成创作；后期通过整合社会文化议题的数据调研，完成具有人文关怀与艺术深度的综合交互叙事原型开发与部署。</w:t>
+        <w:t xml:space="preserve">课程结合人文理论讲授与 Vibe 驱动实践，重构传统的"数据→编程→图表"工程路线为"视觉意象设想→自然语言定义→AI引擎生成→交互修改"的艺术打磨流程。前期深耕视觉叙事、符号隐喻与数据艺术理论；中期运用自然语言与设计概念驱动 D3.js 进行交互可视化的生成创作；后期通过整合社会文化议题的数据调研，完成具有人文关怀与艺术深度的综合交互叙事原型开发与部署。</w:t>
       </w:r>
     </w:p>
     <w:p>
@@ -1783,7 +1783,7 @@
                 <w:color w:val="FF0000"/>
                 <w:lang w:eastAsia="zh-CN" w:bidi="ar"/>
               </w:rPr>
-              <w:t xml:space="preserve">1. 能够通过自然语言建模，灵活驱动 D3 或 ECharts 等高级框架进行复杂交互叙事的生成</w:t>
+              <w:t xml:space="preserve">1. 能够通过自然语言概念驱动，灵活指挥 AI 引擎运用 D3.js 框架进行复杂交互叙事的生成与视觉定制</w:t>
             </w:r>
           </w:p>
         </w:tc>
@@ -3318,7 +3318,7 @@
           <w:szCs w:val="24"/>
           <w:lang w:eastAsia="zh-CN"/>
         </w:rPr>
-        <w:t xml:space="preserve">第4章  声明式生成</w:t>
+        <w:t xml:space="preserve">第4章  概念驱动创作</w:t>
       </w:r>
     </w:p>
     <w:p>
@@ -3363,7 +3363,7 @@
           <w:szCs w:val="24"/>
           <w:lang w:eastAsia="zh-CN"/>
         </w:rPr>
-        <w:t xml:space="preserve">4.1 驾驭复杂：高低阶框架的语言驱动策略</w:t>
+        <w:t xml:space="preserve">4.1 从画布到代码画布：用你已学的视觉语法驱动 AI 创作 D3 图表</w:t>
       </w:r>
     </w:p>
     <w:p>
@@ -3385,7 +3385,7 @@
           <w:szCs w:val="24"/>
           <w:lang w:eastAsia="zh-CN"/>
         </w:rPr>
-        <w:t xml:space="preserve">参考教材：《信息可视化设计》第四章 信息可视化设计师／团队和优秀作品案例；Munzner Ch7 表格数据排布</w:t>
+        <w:t xml:space="preserve">参考教材：《信息可视化设计》第四章 信息可视化设计师／团队和优秀作品案例；Munzner Ch7 表格数据排布；Scott Ch5/Ch6 Data；Drawing with Data</w:t>
       </w:r>
     </w:p>
     <w:p>
@@ -3417,7 +3417,7 @@
           <w:szCs w:val="24"/>
           <w:lang w:eastAsia="zh-CN"/>
         </w:rPr>
-        <w:t xml:space="preserve">掌握高低阶可视化框架的核心差异与应用场景；能运用自然语言精准驱动 ECharts 与 D3.js 进行图表生成与深层定制；培养人脑构思架构与 AI 填充代码的 Vibe 工作流协作感</w:t>
+        <w:t xml:space="preserve">理解数据到视觉的映射在 D3.js 中的实现逻辑，掌握用设计概念而非代码术语驱动 AI 生成的方法；能运用前三周所学的视觉设计概念构建精准的自然语言指令，指挥 AI 生成 D3.js 交互图表；培养人脑构思视觉意象与 AI 实现代码细节的创作协作意识</w:t>
       </w:r>
     </w:p>
     <w:p>
@@ -3449,7 +3449,7 @@
           <w:szCs w:val="24"/>
           <w:lang w:eastAsia="zh-CN"/>
         </w:rPr>
-        <w:t xml:space="preserve">ECharts 声明式配置与 D3.js 底层定制的差异化应用策略</w:t>
+        <w:t xml:space="preserve">将 W01-W03 的设计理论转化为 AI 能理解的创作指令</w:t>
       </w:r>
     </w:p>
     <w:p>
@@ -3481,7 +3481,7 @@
           <w:szCs w:val="24"/>
           <w:lang w:eastAsia="zh-CN"/>
         </w:rPr>
-        <w:t xml:space="preserve">理解 D3.js 坐标系边界约束及高效运作沙箱提取绝美矢量图纸的组合方案</w:t>
+        <w:t xml:space="preserve">如何用已学的设计语言精准描述想要的视觉效果，使 AI 生成符合预期的 D3 图表</w:t>
       </w:r>
     </w:p>
     <w:p>
@@ -3513,7 +3513,7 @@
           <w:szCs w:val="24"/>
           <w:lang w:eastAsia="zh-CN"/>
         </w:rPr>
-        <w:t xml:space="preserve">以国产开源框架 ECharts 的全球影响力为例，增强技术自信与开源贡献意识</w:t>
+        <w:t xml:space="preserve">以中国数据新闻实践（澎湃新闻美数课、财新数据可视化）为例，展示本土数据叙事创新</w:t>
       </w:r>
     </w:p>
     <w:p>
@@ -3545,7 +3545,7 @@
           <w:szCs w:val="24"/>
           <w:lang w:eastAsia="zh-CN"/>
         </w:rPr>
-        <w:t xml:space="preserve">理论讲授、框架对比演示、Vibe Coding 实操、协作调试</w:t>
+        <w:t xml:space="preserve">概念回顾串联、AI 创作实操、作品审美研讨、沙箱协作调试</w:t>
       </w:r>
     </w:p>
     <w:p>
@@ -3706,6 +3706,28 @@
       <w:pPr>
         <w:pStyle w:val="3"/>
         <w:spacing w:line="400" w:lineRule="exact"/>
+        <w:ind w:firstLineChars="200" w:firstLine="480"/>
+        <w:rPr>
+          <w:rFonts w:ascii="SimSun" w:hAnsi="SimSun" w:cs="SimSun"/>
+          <w:sz w:val="24"/>
+          <w:szCs w:val="24"/>
+          <w:lang w:eastAsia="zh-CN"/>
+        </w:rPr>
+      </w:pPr>
+      <w:r>
+        <w:rPr>
+          <w:rFonts w:ascii="SimSun" w:hAnsi="SimSun"/>
+          <w:sz w:val="24"/>
+          <w:szCs w:val="24"/>
+          <w:lang w:eastAsia="zh-CN"/>
+        </w:rPr>
+        <w:t xml:space="preserve">参考教材：《信息可视化设计》第五章 信息可视化设计课堂作业的实现与完成；Munzner Ch8/Ch9 空间数据排布；网络与树的排布；Scott Ch7/Ch8/Ch13/Ch14 Scales；Axes；Layouts；Geomapping</w:t>
+      </w:r>
+    </w:p>
+    <w:p>
+      <w:pPr>
+        <w:pStyle w:val="3"/>
+        <w:spacing w:line="400" w:lineRule="exact"/>
         <w:ind w:firstLineChars="200" w:firstLine="482"/>
         <w:rPr>
           <w:rFonts w:ascii="SimSun" w:hAnsi="SimSun" w:cs="SimSun"/>
@@ -4020,6 +4042,28 @@
       <w:pPr>
         <w:pStyle w:val="3"/>
         <w:spacing w:line="400" w:lineRule="exact"/>
+        <w:ind w:firstLineChars="200" w:firstLine="480"/>
+        <w:rPr>
+          <w:rFonts w:ascii="SimSun" w:hAnsi="SimSun" w:cs="SimSun"/>
+          <w:sz w:val="24"/>
+          <w:szCs w:val="24"/>
+          <w:lang w:eastAsia="zh-CN"/>
+        </w:rPr>
+      </w:pPr>
+      <w:r>
+        <w:rPr>
+          <w:rFonts w:ascii="SimSun" w:hAnsi="SimSun"/>
+          <w:sz w:val="24"/>
+          <w:szCs w:val="24"/>
+          <w:lang w:eastAsia="zh-CN"/>
+        </w:rPr>
+        <w:t xml:space="preserve">参考教材：《信息可视化设计》第五章 信息可视化设计课堂作业的实现与完成；Munzner Ch10/Ch11/Ch12 颜色映射与其他通道；操控视图；分面为多视图；Scott Ch9/Ch10/Ch15 Updates, Transitions, and Motion；Interactivity；Exporting</w:t>
+      </w:r>
+    </w:p>
+    <w:p>
+      <w:pPr>
+        <w:pStyle w:val="3"/>
+        <w:spacing w:line="400" w:lineRule="exact"/>
         <w:ind w:firstLineChars="200" w:firstLine="482"/>
         <w:rPr>
           <w:rFonts w:ascii="SimSun" w:hAnsi="SimSun" w:cs="SimSun"/>
@@ -4282,7 +4326,7 @@
           <w:szCs w:val="24"/>
           <w:lang w:eastAsia="zh-CN"/>
         </w:rPr>
-        <w:t xml:space="preserve">第7章  综合项目启动</w:t>
+        <w:t xml:space="preserve">第7章  鉴赏与启航</w:t>
       </w:r>
     </w:p>
     <w:p>
@@ -4327,7 +4371,29 @@
           <w:szCs w:val="24"/>
           <w:lang w:eastAsia="zh-CN"/>
         </w:rPr>
-        <w:t xml:space="preserve">7.1 洞察与共鸣：从宏大议题到人文关怀的原型设计</w:t>
+        <w:t xml:space="preserve">7.1 站在巨人的肩膀上：经典作品鉴赏与嵌套模型原型推演</w:t>
+      </w:r>
+    </w:p>
+    <w:p>
+      <w:pPr>
+        <w:pStyle w:val="3"/>
+        <w:spacing w:line="400" w:lineRule="exact"/>
+        <w:ind w:firstLineChars="200" w:firstLine="480"/>
+        <w:rPr>
+          <w:rFonts w:ascii="SimSun" w:hAnsi="SimSun" w:cs="SimSun"/>
+          <w:sz w:val="24"/>
+          <w:szCs w:val="24"/>
+          <w:lang w:eastAsia="zh-CN"/>
+        </w:rPr>
+      </w:pPr>
+      <w:r>
+        <w:rPr>
+          <w:rFonts w:ascii="SimSun" w:hAnsi="SimSun"/>
+          <w:sz w:val="24"/>
+          <w:szCs w:val="24"/>
+          <w:lang w:eastAsia="zh-CN"/>
+        </w:rPr>
+        <w:t xml:space="preserve">参考教材：《信息可视化设计》第四章 信息可视化设计师／团队和优秀作品案例；Munzner Ch15 分析案例研究；Munzner Ch4 分析：验证的四个层次；Scott Ch16 Project Walk-Through</w:t>
       </w:r>
     </w:p>
     <w:p>
@@ -4359,7 +4425,7 @@
           <w:szCs w:val="24"/>
           <w:lang w:eastAsia="zh-CN"/>
         </w:rPr>
-        <w:t xml:space="preserve">掌握嵌套模型验证方法与宏大社会议题数据调研策略；能综合运用前序周次的全部技能进行复杂项目的架构设计；培养对文化保护、生态等社会议题的人文关怀与责任意识</w:t>
+        <w:t xml:space="preserve">掌握嵌套模型验证方法与经典可视化作品的逆向解构分析；能综合运用前序周次的全部技能进行复杂项目的架构设计与原型推演；培养对文化保护、生态等社会议题的人文关怀与责任意识</w:t>
       </w:r>
     </w:p>
     <w:p>
@@ -4423,7 +4489,7 @@
           <w:szCs w:val="24"/>
           <w:lang w:eastAsia="zh-CN"/>
         </w:rPr>
-        <w:t xml:space="preserve">如何从宏大的社会议题中提炼出具有数据支撑和人文关怀的可视化切入点</w:t>
+        <w:t xml:space="preserve">如何从宏大的社会议题中提炼出具有数据支撑和人文关怀的可视化切入点，并借鉴大师经验防范设计崩塌</w:t>
       </w:r>
     </w:p>
     <w:p>
@@ -4487,7 +4553,7 @@
           <w:szCs w:val="24"/>
           <w:lang w:eastAsia="zh-CN"/>
         </w:rPr>
-        <w:t xml:space="preserve">理论讲授、案例驱动、项目制学习、互评研讨</w:t>
+        <w:t xml:space="preserve">理论讲授、逆向工程赏析、项目制学习、互评研讨</w:t>
       </w:r>
     </w:p>
     <w:p>
@@ -4663,7 +4729,7 @@
           <w:szCs w:val="24"/>
           <w:lang w:eastAsia="zh-CN"/>
         </w:rPr>
-        <w:t xml:space="preserve">参考教材：《信息可视化设计》全书综合复习</w:t>
+        <w:t xml:space="preserve">参考教材：《信息可视化设计》第六章 中国'十四五'期间'核心技术'信息可视化设计</w:t>
       </w:r>
     </w:p>
     <w:p>
@@ -5059,7 +5125,29 @@
           <w:szCs w:val="24"/>
           <w:lang w:eastAsia="zh-CN"/>
         </w:rPr>
-        <w:t xml:space="preserve">Tamara Munzner.Visualization Analysis &amp; Design[M].CRC Press,2014.</w:t>
+        <w:t xml:space="preserve">(1)Tamara Munzner.Visualization Analysis &amp; Design[M].CRC Press,2014.</w:t>
+      </w:r>
+    </w:p>
+    <w:p>
+      <w:pPr>
+        <w:pStyle w:val="3"/>
+        <w:ind/>
+        <w:rPr>
+          <w:rFonts w:ascii="SimSun" w:hAnsi="SimSun" w:cs="SimSun"/>
+          <w:bCs/>
+          <w:sz w:val="24"/>
+          <w:szCs w:val="24"/>
+          <w:lang w:eastAsia="zh-CN"/>
+        </w:rPr>
+      </w:pPr>
+      <w:r>
+        <w:rPr>
+          <w:rFonts w:ascii="SimSun" w:hAnsi="SimSun" w:cs="Tahoma"/>
+          <w:sz w:val="24"/>
+          <w:szCs w:val="24"/>
+          <w:lang w:eastAsia="zh-CN"/>
+        </w:rPr>
+        <w:t xml:space="preserve">(2)Scott Murray.Interactive Data Visualization for the Web[M].O'Reilly Media, Inc.,2017.</w:t>
       </w:r>
     </w:p>
     <w:p>
@@ -6258,7 +6346,7 @@
                 <w:szCs w:val="21"/>
                 <w:lang w:eastAsia="zh-CN"/>
               </w:rPr>
-              <w:t xml:space="preserve">章节测试1（10%）</w:t>
+              <w:t xml:space="preserve">章节测试一（20%）</w:t>
             </w:r>
             <w:bookmarkEnd w:id="30"/>
           </w:p>
@@ -6294,7 +6382,7 @@
                 <w:szCs w:val="21"/>
                 <w:lang w:eastAsia="zh-CN"/>
               </w:rPr>
-              <w:t xml:space="preserve">对应实验1「数据获取与清洗」。考核要求：按规范完成数据抓取与结构化重组任务，产出符合Tidy Data标准的清洗数据集及过程文档。</w:t>
+              <w:t xml:space="preserve">对应实验1「零代码图表映射与分析」。考核要求：通过 RAWGraphs 零代码平台完成多维数据的通道映射与图表生成。</w:t>
             </w:r>
           </w:p>
         </w:tc>
@@ -6427,7 +6515,7 @@
                 <w:szCs w:val="21"/>
                 <w:lang w:eastAsia="zh-CN"/>
               </w:rPr>
-              <w:t xml:space="preserve">章节测试2（15%）</w:t>
+              <w:t xml:space="preserve">章节测试二（20%）</w:t>
             </w:r>
             <w:bookmarkEnd w:id="36"/>
           </w:p>
@@ -6463,7 +6551,7 @@
                 <w:szCs w:val="21"/>
                 <w:lang w:eastAsia="zh-CN"/>
               </w:rPr>
-              <w:t xml:space="preserve">对应实验2「零代码图表映射与分析」。考核要求：通过 RawGraphs 零代码平台完成多维数据的通道映射与图表生成，并使用 Figma 进行矢量精修，体现 Marks 与 Channels 有效性法则及视觉编码原理的运用。</w:t>
+              <w:t xml:space="preserve">对应实验2「网页信息提取与数据化」。考核要求：利用爬虫工具或大语言模型（LLM）提取网页非结构化信息，输出规范的结构化数据集。</w:t>
             </w:r>
           </w:p>
         </w:tc>
@@ -6597,7 +6685,40 @@
                 <w:szCs w:val="21"/>
                 <w:lang w:eastAsia="zh-CN"/>
               </w:rPr>
-              <w:t xml:space="preserve">章节测试3（15%）</w:t>
+              <w:t>XXXX</w:t>
+            </w:r>
+            <w:r>
+              <w:rPr>
+                <w:rFonts w:ascii="SimSun" w:hAnsi="SimSun" w:cs="SimSun" w:hint="eastAsia"/>
+                <w:bCs/>
+                <w:color w:val="000000"/>
+                <w:sz w:val="21"/>
+                <w:szCs w:val="21"/>
+                <w:lang w:eastAsia="zh-CN"/>
+              </w:rPr>
+              <w:t>（</w:t>
+            </w:r>
+            <w:r>
+              <w:rPr>
+                <w:rFonts w:ascii="SimSun" w:hAnsi="SimSun" w:cs="SimSun"/>
+                <w:bCs/>
+                <w:color w:val="000000"/>
+                <w:sz w:val="21"/>
+                <w:szCs w:val="21"/>
+                <w:lang w:eastAsia="zh-CN"/>
+              </w:rPr>
+              <w:t>XXXX</w:t>
+            </w:r>
+            <w:r>
+              <w:rPr>
+                <w:rFonts w:ascii="SimSun" w:hAnsi="SimSun" w:cs="SimSun" w:hint="eastAsia"/>
+                <w:bCs/>
+                <w:color w:val="000000"/>
+                <w:sz w:val="21"/>
+                <w:szCs w:val="21"/>
+                <w:lang w:eastAsia="zh-CN"/>
+              </w:rPr>
+              <w:t xml:space="preserve"> %）</w:t>
             </w:r>
           </w:p>
         </w:tc>
@@ -6633,7 +6754,7 @@
                 <w:szCs w:val="21"/>
                 <w:lang w:eastAsia="zh-CN"/>
               </w:rPr>
-              <w:t xml:space="preserve">对应实验3「交互可视化开发」。考核要求：运用D3.js或ECharts等框架实现具有响应式反馈的可视化交互组件，体现Vibe Coding自然语言驱动的协作能力。</w:t>
+              <w:t>XXXX</w:t>
             </w:r>
           </w:p>
         </w:tc>

--- a/信息可视化/Output/45林昕46林昕+2024级+数字媒体艺术+《信息可视化设计》+教学大纲.docx
+++ b/信息可视化/Output/45林昕46林昕+2024级+数字媒体艺术+《信息可视化设计》+教学大纲.docx
@@ -6552,209 +6552,6 @@
                 <w:lang w:eastAsia="zh-CN"/>
               </w:rPr>
               <w:t xml:space="preserve">对应实验2「网页信息提取与数据化」。考核要求：利用爬虫工具或大语言模型（LLM）提取网页非结构化信息，输出规范的结构化数据集。</w:t>
-            </w:r>
-          </w:p>
-        </w:tc>
-        <w:tc>
-          <w:tcPr>
-            <w:tcW w:w="550" w:type="dxa"/>
-            <w:tcBorders>
-              <w:top w:val="single" w:sz="4" w:space="0" w:color="000000"/>
-              <w:left w:val="single" w:sz="4" w:space="0" w:color="000000"/>
-              <w:bottom w:val="single" w:sz="4" w:space="0" w:color="000000"/>
-              <w:right w:val="single" w:sz="4" w:space="0" w:color="000000"/>
-            </w:tcBorders>
-            <w:vAlign w:val="center"/>
-          </w:tcPr>
-          <w:p>
-            <w:pPr>
-              <w:spacing w:line="440" w:lineRule="exact"/>
-              <w:jc w:val="center"/>
-              <w:rPr>
-                <w:rFonts w:ascii="SimSun" w:hAnsi="SimSun" w:cs="SimSun"/>
-                <w:bCs/>
-                <w:color w:val="000000"/>
-                <w:sz w:val="21"/>
-                <w:szCs w:val="21"/>
-                <w:lang w:eastAsia="zh-CN"/>
-              </w:rPr>
-            </w:pPr>
-            <w:r>
-              <w:rPr>
-                <w:rFonts w:ascii="SimSun" w:hAnsi="SimSun" w:cs="SimSun" w:hint="eastAsia"/>
-                <w:bCs/>
-                <w:color w:val="000000"/>
-                <w:sz w:val="21"/>
-                <w:szCs w:val="21"/>
-                <w:lang w:eastAsia="zh-CN"/>
-              </w:rPr>
-              <w:t>100</w:t>
-            </w:r>
-          </w:p>
-        </w:tc>
-      </w:tr>
-      <w:tr>
-        <w:tc>
-          <w:tcPr>
-            <w:tcW w:w="1098" w:type="dxa"/>
-            <w:vMerge/>
-            <w:tcBorders>
-              <w:top w:val="single" w:sz="4" w:space="0" w:color="000000"/>
-              <w:left w:val="single" w:sz="4" w:space="0" w:color="000000"/>
-              <w:bottom w:val="single" w:sz="4" w:space="0" w:color="000000"/>
-              <w:right w:val="single" w:sz="4" w:space="0" w:color="000000"/>
-            </w:tcBorders>
-            <w:vAlign w:val="center"/>
-          </w:tcPr>
-          <w:p>
-            <w:pPr>
-              <w:snapToGrid w:val="0"/>
-              <w:spacing w:line="440" w:lineRule="exact"/>
-              <w:rPr>
-                <w:rFonts w:ascii="SimSun" w:hAnsi="SimSun" w:cs="SimSun"/>
-                <w:bCs/>
-                <w:color w:val="000000"/>
-                <w:sz w:val="21"/>
-                <w:szCs w:val="21"/>
-                <w:highlight w:val="lightGray"/>
-                <w:lang w:eastAsia="zh-CN"/>
-              </w:rPr>
-            </w:pPr>
-          </w:p>
-        </w:tc>
-        <w:tc>
-          <w:tcPr>
-            <w:tcW w:w="1110" w:type="dxa"/>
-            <w:vMerge/>
-            <w:tcBorders>
-              <w:top w:val="single" w:sz="4" w:space="0" w:color="000000"/>
-              <w:left w:val="single" w:sz="4" w:space="0" w:color="000000"/>
-              <w:bottom w:val="single" w:sz="4" w:space="0" w:color="000000"/>
-              <w:right w:val="single" w:sz="4" w:space="0" w:color="000000"/>
-            </w:tcBorders>
-            <w:vAlign w:val="center"/>
-          </w:tcPr>
-          <w:p>
-            <w:pPr>
-              <w:snapToGrid w:val="0"/>
-              <w:spacing w:line="440" w:lineRule="exact"/>
-              <w:rPr>
-                <w:rFonts w:ascii="SimSun" w:hAnsi="SimSun" w:cs="SimSun"/>
-                <w:bCs/>
-                <w:color w:val="000000"/>
-                <w:sz w:val="21"/>
-                <w:szCs w:val="21"/>
-                <w:highlight w:val="lightGray"/>
-                <w:lang w:eastAsia="zh-CN"/>
-              </w:rPr>
-            </w:pPr>
-          </w:p>
-        </w:tc>
-        <w:tc>
-          <w:tcPr>
-            <w:tcW w:w="1692" w:type="dxa"/>
-            <w:tcBorders>
-              <w:top w:val="single" w:sz="4" w:space="0" w:color="000000"/>
-              <w:left w:val="single" w:sz="4" w:space="0" w:color="000000"/>
-              <w:bottom w:val="single" w:sz="4" w:space="0" w:color="000000"/>
-              <w:right w:val="single" w:sz="4" w:space="0" w:color="000000"/>
-            </w:tcBorders>
-          </w:tcPr>
-          <w:p>
-            <w:pPr>
-              <w:numPr>
-                <w:ilvl w:val="0"/>
-                <w:numId w:val="2"/>
-              </w:numPr>
-              <w:spacing w:line="440" w:lineRule="exact"/>
-              <w:rPr>
-                <w:rFonts w:ascii="SimSun" w:hAnsi="SimSun" w:cs="SimSun"/>
-                <w:bCs/>
-                <w:color w:val="000000"/>
-                <w:sz w:val="21"/>
-                <w:szCs w:val="21"/>
-                <w:lang w:eastAsia="zh-CN"/>
-              </w:rPr>
-            </w:pPr>
-            <w:r>
-              <w:rPr>
-                <w:rFonts w:ascii="SimSun" w:hAnsi="SimSun" w:cs="SimSun"/>
-                <w:bCs/>
-                <w:color w:val="000000"/>
-                <w:sz w:val="21"/>
-                <w:szCs w:val="21"/>
-                <w:lang w:eastAsia="zh-CN"/>
-              </w:rPr>
-              <w:t>XXXX</w:t>
-            </w:r>
-            <w:r>
-              <w:rPr>
-                <w:rFonts w:ascii="SimSun" w:hAnsi="SimSun" w:cs="SimSun" w:hint="eastAsia"/>
-                <w:bCs/>
-                <w:color w:val="000000"/>
-                <w:sz w:val="21"/>
-                <w:szCs w:val="21"/>
-                <w:lang w:eastAsia="zh-CN"/>
-              </w:rPr>
-              <w:t>（</w:t>
-            </w:r>
-            <w:r>
-              <w:rPr>
-                <w:rFonts w:ascii="SimSun" w:hAnsi="SimSun" w:cs="SimSun"/>
-                <w:bCs/>
-                <w:color w:val="000000"/>
-                <w:sz w:val="21"/>
-                <w:szCs w:val="21"/>
-                <w:lang w:eastAsia="zh-CN"/>
-              </w:rPr>
-              <w:t>XXXX</w:t>
-            </w:r>
-            <w:r>
-              <w:rPr>
-                <w:rFonts w:ascii="SimSun" w:hAnsi="SimSun" w:cs="SimSun" w:hint="eastAsia"/>
-                <w:bCs/>
-                <w:color w:val="000000"/>
-                <w:sz w:val="21"/>
-                <w:szCs w:val="21"/>
-                <w:lang w:eastAsia="zh-CN"/>
-              </w:rPr>
-              <w:t xml:space="preserve"> %）</w:t>
-            </w:r>
-          </w:p>
-        </w:tc>
-        <w:tc>
-          <w:tcPr>
-            <w:tcW w:w="4988" w:type="dxa"/>
-            <w:tcBorders>
-              <w:top w:val="single" w:sz="4" w:space="0" w:color="000000"/>
-              <w:left w:val="single" w:sz="4" w:space="0" w:color="000000"/>
-              <w:bottom w:val="single" w:sz="4" w:space="0" w:color="000000"/>
-              <w:right w:val="single" w:sz="4" w:space="0" w:color="000000"/>
-            </w:tcBorders>
-          </w:tcPr>
-          <w:p>
-            <w:pPr>
-              <w:spacing w:line="440" w:lineRule="exact"/>
-              <w:rPr>
-                <w:rFonts w:ascii="SimSun" w:hAnsi="SimSun" w:cs="SimSun"/>
-                <w:bCs/>
-                <w:color w:val="000000"/>
-                <w:sz w:val="21"/>
-                <w:szCs w:val="21"/>
-                <w:highlight w:val="lightGray"/>
-                <w:lang w:eastAsia="zh-CN"/>
-              </w:rPr>
-            </w:pPr>
-            <w:r>
-              <w:rPr>
-                <w:rFonts w:ascii="SimSun" w:hAnsi="SimSun" w:cs="SimSun"/>
-                <w:bCs/>
-                <w:color w:val="000000"/>
-                <w:sz w:val="21"/>
-                <w:szCs w:val="21"/>
-                <w:lang w:eastAsia="zh-CN"/>
-              </w:rPr>
-              <w:t>XXXX</w:t>
             </w:r>
           </w:p>
         </w:tc>
